--- a/az/stories/hayats-life-story.docx
+++ b/az/stories/hayats-life-story.docx
@@ -346,13 +346,7 @@
         <w:jc w:val="both"/>
       </w:pPr>
       <w:r>
-        <w:rPr>
-          <w:rFonts w:ascii="Times New Roman" w:hAnsi="Times New Roman" w:cs="Times New Roman"/>
-          <w:b w:val="0"/>
-          <w:i w:val="0"/>
-          <w:sz w:val="24"/>
-        </w:rPr>
-        <w:t>Həsən əmi evdən gedəndə aynanın qarşısına keçdim — «Həsən» deməyi öyrənəcəkdim. Hər dəfə «Həsən» deyəndə aynada onun saçları tökülmüş başı, burnunun üstünə düşmüş eynəyi, şişmiş qarnı gözümün önünə gəlirdi. Hər «Həsən» dediyimdə sanki günah işləmiş kimi utanırdım və ona «Həsən» deyə bilmirdim. Aynanın qarşısında məşq edərkən Həsən əminin altı yaşlı oğlu yanıma gəldi: «Həyat abla, anam atama “bəy” deyirdi, sən də “bəy” de» deyə mənə ürək-dirək verdi.</w:t>
+        <w:t>Həsən əmi evdən gedəndə aynanın qarşısına keçdim — «Həsən» deməyi öyrənəcəkdim. Hər dəfə «Həsən» deyəndə aynada onun saçları tökülmüş başı, burnunun üstünə düşmüş eynəyi, şişmiş qarnı gözümün önünə gəlirdi. Hər «Həsən» dediyimdə sanki günah işləmiş kimi utanırdım və ona «Həsən» deyə bilmirdim. Aynanın qarşısında məşq edərkən Həsən əminin altı yaşlı oğlu yanıma gəldi: «Həyat abla, anam atama «bəy» deyirdi, sən də «bəy» de» deyə mənə ürək-dirək verdi.</w:t>
       </w:r>
     </w:p>
     <w:p>

--- a/az/stories/hayats-life-story.docx
+++ b/az/stories/hayats-life-story.docx
@@ -4,583 +4,582 @@
   <w:body>
     <w:p>
       <w:pPr>
-        <w:pStyle w:val="Heading1"/>
+        <w:spacing w:before="0" w:after="60"/>
+        <w:jc w:val="left"/>
       </w:pPr>
       <w:r>
+        <w:rPr>
+          <w:rFonts w:ascii="Arial" w:hAnsi="Arial" w:eastAsia="Arial"/>
+          <w:i w:val="0"/>
+          <w:color w:val="000000"/>
+          <w:sz w:val="52"/>
+        </w:rPr>
         <w:t>Həyatın həyat hekayəsi</w:t>
       </w:r>
     </w:p>
     <w:p>
       <w:pPr>
-        <w:ind w:firstLine="425"/>
-        <w:jc w:val="both"/>
+        <w:jc w:val="left"/>
       </w:pPr>
       <w:r>
         <w:rPr>
-          <w:rFonts w:ascii="Times New Roman" w:hAnsi="Times New Roman" w:cs="Times New Roman"/>
-          <w:b w:val="0"/>
+          <w:rFonts w:ascii="Arial" w:hAnsi="Arial" w:eastAsia="Arial"/>
           <w:i w:val="0"/>
-          <w:sz w:val="24"/>
+          <w:color w:val="000000"/>
+          <w:sz w:val="22"/>
         </w:rPr>
         <w:t>Anam evimizi, atamı və bizi tərk edəndə mən altı, qardaşım isə səkkiz yaşında idi. Anamın atamı tərk etməsini o yaşda belə anlamışdım, amma bizi tərk etməsini anlaya bilməmişdim. Ana da uşaqlarını atıb gedərmi?</w:t>
       </w:r>
     </w:p>
     <w:p>
       <w:pPr>
-        <w:ind w:firstLine="425"/>
-        <w:jc w:val="both"/>
+        <w:jc w:val="left"/>
       </w:pPr>
       <w:r>
         <w:rPr>
-          <w:rFonts w:ascii="Times New Roman" w:hAnsi="Times New Roman" w:cs="Times New Roman"/>
-          <w:b w:val="0"/>
+          <w:rFonts w:ascii="Arial" w:hAnsi="Arial" w:eastAsia="Arial"/>
           <w:i w:val="0"/>
-          <w:sz w:val="24"/>
+          <w:color w:val="000000"/>
+          <w:sz w:val="22"/>
         </w:rPr>
         <w:t>Atam anamı döyərdi. Məni də, qardaşımı da döyərdi. Məndə elə fikir yaranmışdı ki, bütün kişilər arvadlarını, övladlarını döyür...</w:t>
       </w:r>
     </w:p>
     <w:p>
       <w:pPr>
-        <w:ind w:firstLine="425"/>
-        <w:jc w:val="both"/>
+        <w:jc w:val="left"/>
       </w:pPr>
       <w:r>
         <w:rPr>
-          <w:rFonts w:ascii="Times New Roman" w:hAnsi="Times New Roman" w:cs="Times New Roman"/>
-          <w:b w:val="0"/>
+          <w:rFonts w:ascii="Arial" w:hAnsi="Arial" w:eastAsia="Arial"/>
           <w:i w:val="0"/>
-          <w:sz w:val="24"/>
+          <w:color w:val="000000"/>
+          <w:sz w:val="22"/>
         </w:rPr>
         <w:t>Anasız evlərin yalnız dörd divardan ibarət olduğunu anam gedəndən sonra öyrəndim. Səhərlər «əlinizi, üzünüzü yuyub gəlin, səhər yeməyiniz hazırdır» deyən olmadığı kimi, günlərlə ac qalsan da «acsanmı?» deyə soruşanın da olmadığını öyrəndim. Öyrəndiklərimin içində canımı ən çox yandıran isə bu idi: ana qoxusu olmayanda uşaqlar neçə yaşında olursa olsun, bir andaca böyüyürlər. Mən də altı yaşımda böyüdüm.</w:t>
       </w:r>
     </w:p>
     <w:p>
       <w:pPr>
-        <w:ind w:firstLine="425"/>
-        <w:jc w:val="both"/>
+        <w:jc w:val="left"/>
       </w:pPr>
       <w:r>
         <w:rPr>
-          <w:rFonts w:ascii="Times New Roman" w:hAnsi="Times New Roman" w:cs="Times New Roman"/>
-          <w:b w:val="0"/>
+          <w:rFonts w:ascii="Arial" w:hAnsi="Arial" w:eastAsia="Arial"/>
           <w:i w:val="0"/>
-          <w:sz w:val="24"/>
+          <w:color w:val="000000"/>
+          <w:sz w:val="22"/>
         </w:rPr>
         <w:t>Anam evi tərk edəndən təxminən on gün sonra evimizə polislər gəldi. Dediklərinə görə, anam intihar etmişdi. Əlində bərk-bərk tutduğu bir zərf var imiş. Zərfin üzərində «qızım və oğluma verilsin» yazılıbmış.</w:t>
       </w:r>
     </w:p>
     <w:p>
       <w:pPr>
-        <w:ind w:firstLine="425"/>
-        <w:jc w:val="both"/>
+        <w:jc w:val="left"/>
       </w:pPr>
       <w:r>
         <w:rPr>
-          <w:rFonts w:ascii="Times New Roman" w:hAnsi="Times New Roman" w:cs="Times New Roman"/>
-          <w:b w:val="0"/>
+          <w:rFonts w:ascii="Arial" w:hAnsi="Arial" w:eastAsia="Arial"/>
           <w:i w:val="0"/>
-          <w:sz w:val="24"/>
+          <w:color w:val="000000"/>
+          <w:sz w:val="22"/>
         </w:rPr>
         <w:t>Mən o vaxt oxumağı bilmirdim, necə oxuyacaqdım? Qardaşım oxudu. Məktubu dinləyərkən ağladım. Qardaşım da ağladı.</w:t>
       </w:r>
     </w:p>
     <w:p>
       <w:pPr>
-        <w:ind w:firstLine="425"/>
-        <w:jc w:val="both"/>
+        <w:jc w:val="left"/>
       </w:pPr>
       <w:r>
         <w:rPr>
-          <w:rFonts w:ascii="Times New Roman" w:hAnsi="Times New Roman" w:cs="Times New Roman"/>
-          <w:b w:val="0"/>
+          <w:rFonts w:ascii="Arial" w:hAnsi="Arial" w:eastAsia="Arial"/>
           <w:i w:val="0"/>
-          <w:sz w:val="24"/>
+          <w:color w:val="000000"/>
+          <w:sz w:val="22"/>
         </w:rPr>
         <w:t>Anam bizi tərk edəndə ata evinə gedibmiş. Atası çox əsəbiləşibmiş. Sən demə, qadın öz evində oturmalıymış; ağzı qanla dolu olsa belə «qırmızı şərbət içdim» deməliymiş. Anam babama yalvarıbmış: «Bir aya qədər sizdə qalım, sonra bir çarə taparam, uşaqlarımı yanıma alıb yeni bir həyata başlaram.»</w:t>
       </w:r>
     </w:p>
     <w:p>
       <w:pPr>
-        <w:ind w:firstLine="425"/>
-        <w:jc w:val="both"/>
+        <w:jc w:val="left"/>
       </w:pPr>
       <w:r>
         <w:rPr>
-          <w:rFonts w:ascii="Times New Roman" w:hAnsi="Times New Roman" w:cs="Times New Roman"/>
-          <w:b w:val="0"/>
+          <w:rFonts w:ascii="Arial" w:hAnsi="Arial" w:eastAsia="Arial"/>
           <w:i w:val="0"/>
-          <w:sz w:val="24"/>
+          <w:color w:val="000000"/>
+          <w:sz w:val="22"/>
         </w:rPr>
         <w:t>Vay, vay, vay! Qadın tək başına yaşayacaqmış. Babamın namusunu beş qəpiklik edəcəkmiş, adam içinə çıxa bilməyəcəkmiş; qızı ölsə, daha yaxşı olacaqmış. Anam o axşam paltar ipini heç düşünmədən boynuna keçiribmiş. Bunları mənə illər sonra nənəm ölüm yatağında, mən on doqquz yaşında olanda danışdı.</w:t>
       </w:r>
     </w:p>
     <w:p>
       <w:pPr>
-        <w:ind w:firstLine="425"/>
-        <w:jc w:val="both"/>
+        <w:jc w:val="left"/>
       </w:pPr>
       <w:r>
         <w:rPr>
-          <w:rFonts w:ascii="Times New Roman" w:hAnsi="Times New Roman" w:cs="Times New Roman"/>
-          <w:b w:val="0"/>
+          <w:rFonts w:ascii="Arial" w:hAnsi="Arial" w:eastAsia="Arial"/>
           <w:i w:val="0"/>
-          <w:sz w:val="24"/>
+          <w:color w:val="000000"/>
+          <w:sz w:val="22"/>
         </w:rPr>
         <w:t>Atam anamın ölüm xəbərini alanda heç üzülmədi. Bizi yetimlər evinə verəcəyini dedi. Biz artıq orada yaşayacaqmışıq, orası bizim evimiz olacaqmış. Bacı-qardaş bir-birindən ayrılıb bir-birini unuda, illər sonra tanımaya bilər deyə ikimiz də anamın məktubunu saxlamalıymışıq.</w:t>
       </w:r>
     </w:p>
     <w:p>
       <w:pPr>
-        <w:ind w:firstLine="425"/>
-        <w:jc w:val="both"/>
+        <w:jc w:val="left"/>
       </w:pPr>
       <w:r>
         <w:rPr>
-          <w:rFonts w:ascii="Times New Roman" w:hAnsi="Times New Roman" w:cs="Times New Roman"/>
-          <w:b w:val="0"/>
+          <w:rFonts w:ascii="Arial" w:hAnsi="Arial" w:eastAsia="Arial"/>
           <w:i w:val="0"/>
-          <w:sz w:val="24"/>
+          <w:color w:val="000000"/>
+          <w:sz w:val="22"/>
         </w:rPr>
         <w:t>Amma bir məktubu ikimiz necə saxlayacağıq deyə soruşmağıma ehtiyac qalmadan qardaşım qayçı ilə məktubu ortadan kəsdi. Cümlələrin baş tərəfini mənə verdi. Cümlələrin əvvəli məndə olduğu üçün mən oxumağı öyrənəndə davamını təxmin etməliymişəm. Qardaşım isə məktubu onsuz da əzbərləmişdi.</w:t>
       </w:r>
     </w:p>
     <w:p>
       <w:pPr>
-        <w:ind w:firstLine="425"/>
-        <w:jc w:val="both"/>
+        <w:jc w:val="left"/>
       </w:pPr>
       <w:r>
         <w:rPr>
-          <w:rFonts w:ascii="Times New Roman" w:hAnsi="Times New Roman" w:cs="Times New Roman"/>
-          <w:b w:val="0"/>
+          <w:rFonts w:ascii="Arial" w:hAnsi="Arial" w:eastAsia="Arial"/>
           <w:i w:val="0"/>
-          <w:sz w:val="24"/>
+          <w:color w:val="000000"/>
+          <w:sz w:val="22"/>
         </w:rPr>
         <w:t>Xalam bizim yetimxanaya göndəriləcəyimizi eşidəndə gəldi. Atama: «Qız uşağı yetimxanaya verilməz. Mən Həyatı götürüb özüm böyüdərəm» dedi. Qız uşağının niyə yetimxanaya verilmədiyini də xalamla yaşamağa başlayanda anladım: qız uşağı evdə iş buyurulan pulsuz xidmətçi demək imiş. Xalam bir gün də olsun məni adımla çağırmadı. Adım «Astagəl» olmuşdu: «Astagəl, su gətir... Astagəl, bu qabları yu...»</w:t>
       </w:r>
     </w:p>
     <w:p>
       <w:pPr>
-        <w:ind w:firstLine="425"/>
-        <w:jc w:val="both"/>
+        <w:jc w:val="left"/>
       </w:pPr>
       <w:r>
         <w:rPr>
-          <w:rFonts w:ascii="Times New Roman" w:hAnsi="Times New Roman" w:cs="Times New Roman"/>
-          <w:b w:val="0"/>
+          <w:rFonts w:ascii="Arial" w:hAnsi="Arial" w:eastAsia="Arial"/>
           <w:i w:val="0"/>
-          <w:sz w:val="24"/>
+          <w:color w:val="000000"/>
+          <w:sz w:val="22"/>
         </w:rPr>
         <w:t>Qardaşım ayda bir dəfə məni xalamgildə ziyarətə gəlirdi. Yetimxanada rahat olduğunu deyirdi. Mən də rahat olduğumu deyirdim — qardaşımı üzmək istəmirdim. Görəsən, qardaşım da mən üzülməyim deyə «rahatam» deyirdimi? Bunu soruşmağa heç cür cəsarət etmədim.</w:t>
       </w:r>
     </w:p>
     <w:p>
       <w:pPr>
-        <w:ind w:firstLine="425"/>
-        <w:jc w:val="both"/>
+        <w:jc w:val="left"/>
       </w:pPr>
       <w:r>
         <w:rPr>
-          <w:rFonts w:ascii="Times New Roman" w:hAnsi="Times New Roman" w:cs="Times New Roman"/>
-          <w:b w:val="0"/>
+          <w:rFonts w:ascii="Arial" w:hAnsi="Arial" w:eastAsia="Arial"/>
           <w:i w:val="0"/>
-          <w:sz w:val="24"/>
+          <w:color w:val="000000"/>
+          <w:sz w:val="22"/>
         </w:rPr>
         <w:t>Məktəbə başlamışdım. Sinifdə oxumağı ilk öyrənən mən oldum. Axı necə öyrənməyim — anamın məktubunu oxuyacaqdım. Məktubun məndə qalan hissəsi «Həyat, gözəl qızım, mən səni...» sözləri ilə başlayırdı. Hər gecə yatağımda o cümləni tamamlamağa çalışırdım:</w:t>
       </w:r>
     </w:p>
     <w:p>
       <w:pPr>
-        <w:ind w:firstLine="425"/>
-        <w:jc w:val="both"/>
+        <w:jc w:val="left"/>
       </w:pPr>
       <w:r>
         <w:rPr>
-          <w:rFonts w:ascii="Times New Roman" w:hAnsi="Times New Roman" w:cs="Times New Roman"/>
-          <w:b w:val="0"/>
+          <w:rFonts w:ascii="Arial" w:hAnsi="Arial" w:eastAsia="Arial"/>
           <w:i w:val="0"/>
-          <w:sz w:val="24"/>
+          <w:color w:val="000000"/>
+          <w:sz w:val="22"/>
         </w:rPr>
         <w:t>«Həyat, gözəl qızım, mən səni çox sevirəm.»</w:t>
       </w:r>
     </w:p>
     <w:p>
       <w:pPr>
-        <w:ind w:firstLine="425"/>
-        <w:jc w:val="both"/>
+        <w:jc w:val="left"/>
       </w:pPr>
       <w:r>
         <w:rPr>
-          <w:rFonts w:ascii="Times New Roman" w:hAnsi="Times New Roman" w:cs="Times New Roman"/>
-          <w:b w:val="0"/>
+          <w:rFonts w:ascii="Arial" w:hAnsi="Arial" w:eastAsia="Arial"/>
           <w:i w:val="0"/>
-          <w:sz w:val="24"/>
+          <w:color w:val="000000"/>
+          <w:sz w:val="22"/>
         </w:rPr>
         <w:t>«Həyat, gözəl qızım, sənin üçün çox darıxmışam.»</w:t>
       </w:r>
     </w:p>
     <w:p>
       <w:pPr>
-        <w:ind w:firstLine="425"/>
-        <w:jc w:val="both"/>
+        <w:jc w:val="left"/>
       </w:pPr>
       <w:r>
         <w:rPr>
-          <w:rFonts w:ascii="Times New Roman" w:hAnsi="Times New Roman" w:cs="Times New Roman"/>
-          <w:b w:val="0"/>
+          <w:rFonts w:ascii="Arial" w:hAnsi="Arial" w:eastAsia="Arial"/>
           <w:i w:val="0"/>
-          <w:sz w:val="24"/>
+          <w:color w:val="000000"/>
+          <w:sz w:val="22"/>
         </w:rPr>
         <w:t>«Həyat, gözəl qızım, mən səni gözləyirəm.»</w:t>
       </w:r>
     </w:p>
     <w:p>
       <w:pPr>
-        <w:ind w:firstLine="425"/>
-        <w:jc w:val="both"/>
+        <w:jc w:val="left"/>
       </w:pPr>
       <w:r>
         <w:rPr>
-          <w:rFonts w:ascii="Times New Roman" w:hAnsi="Times New Roman" w:cs="Times New Roman"/>
-          <w:b w:val="0"/>
+          <w:rFonts w:ascii="Arial" w:hAnsi="Arial" w:eastAsia="Arial"/>
           <w:i w:val="0"/>
-          <w:sz w:val="24"/>
+          <w:color w:val="000000"/>
+          <w:sz w:val="22"/>
         </w:rPr>
         <w:t>Cümləyə əlavə etdiyim sözə görə xəyal qururdum. Xəyallarımda çox məsud idim. İnsan acı xəyal qurarmı heç?</w:t>
       </w:r>
     </w:p>
     <w:p>
       <w:pPr>
-        <w:ind w:firstLine="425"/>
-        <w:jc w:val="both"/>
+        <w:jc w:val="left"/>
       </w:pPr>
       <w:r>
         <w:rPr>
-          <w:rFonts w:ascii="Times New Roman" w:hAnsi="Times New Roman" w:cs="Times New Roman"/>
-          <w:b w:val="0"/>
+          <w:rFonts w:ascii="Arial" w:hAnsi="Arial" w:eastAsia="Arial"/>
           <w:i w:val="0"/>
-          <w:sz w:val="24"/>
+          <w:color w:val="000000"/>
+          <w:sz w:val="22"/>
         </w:rPr>
         <w:t>Orta məktəbi bitirdim. Xalam daha məktəbə getməyəcəyimi dedi. Amma mən oxumaq istəyirdim — oxuyub öz ayağım üstündə durmaq və qardaşımla bir evdə yaşamaq arzusundaydım.</w:t>
       </w:r>
     </w:p>
     <w:p>
       <w:pPr>
-        <w:ind w:firstLine="425"/>
-        <w:jc w:val="both"/>
+        <w:jc w:val="left"/>
       </w:pPr>
       <w:r>
         <w:rPr>
-          <w:rFonts w:ascii="Times New Roman" w:hAnsi="Times New Roman" w:cs="Times New Roman"/>
-          <w:b w:val="0"/>
+          <w:rFonts w:ascii="Arial" w:hAnsi="Arial" w:eastAsia="Arial"/>
           <w:i w:val="0"/>
-          <w:sz w:val="24"/>
+          <w:color w:val="000000"/>
+          <w:sz w:val="22"/>
         </w:rPr>
         <w:t>O yay məhəllə baqqalı, üç uşaqlı Həsən əminin arvadı xərçəngdən öldü. Çox üzüldüm. Üç uşaq nə edəcəkdi, ana qoxusunu necə alacaqdı? Analar niyə ölürdü? O üç uşaq da mənim kimi adını unudub «Astagəl» olacaqdımı?</w:t>
       </w:r>
     </w:p>
     <w:p>
       <w:pPr>
-        <w:ind w:firstLine="425"/>
-        <w:jc w:val="both"/>
+        <w:jc w:val="left"/>
       </w:pPr>
       <w:r>
         <w:rPr>
-          <w:rFonts w:ascii="Times New Roman" w:hAnsi="Times New Roman" w:cs="Times New Roman"/>
-          <w:b w:val="0"/>
+          <w:rFonts w:ascii="Arial" w:hAnsi="Arial" w:eastAsia="Arial"/>
           <w:i w:val="0"/>
-          <w:sz w:val="24"/>
+          <w:color w:val="000000"/>
+          <w:sz w:val="22"/>
         </w:rPr>
         <w:t>Mən Həsən əminin uşaqlarının halına yanarkən onun sözlüsü olduğum bəlli oldu. Sən demə, səkkiz bilərziyə, üç min lirəyə satılmışam. Yaşım rəsmi nikah üçün az olduğundan qırx gün sonra Həsən əmi ilə kəbinimiz kəsildi.</w:t>
       </w:r>
     </w:p>
     <w:p>
       <w:pPr>
-        <w:ind w:firstLine="425"/>
-        <w:jc w:val="both"/>
+        <w:jc w:val="left"/>
       </w:pPr>
       <w:r>
         <w:rPr>
-          <w:rFonts w:ascii="Times New Roman" w:hAnsi="Times New Roman" w:cs="Times New Roman"/>
-          <w:b w:val="0"/>
+          <w:rFonts w:ascii="Arial" w:hAnsi="Arial" w:eastAsia="Arial"/>
           <w:i w:val="0"/>
-          <w:sz w:val="24"/>
+          <w:color w:val="000000"/>
+          <w:sz w:val="22"/>
         </w:rPr>
         <w:t>On beş yaşım var idi. Həsən əminin arvadı idim. İki, beş, altı yaşında üç uşağım var idi. Bir də bizim ortaq bir uşağımızın olmasında israrlı olan xalam... Mənim də uşağım olmalıymış ki, yerim möhkəm olsun və Həsən əmi başqa qadınlara meyl etməsin.</w:t>
       </w:r>
     </w:p>
     <w:p>
       <w:pPr>
-        <w:ind w:firstLine="425"/>
-        <w:jc w:val="both"/>
+        <w:jc w:val="left"/>
       </w:pPr>
       <w:r>
         <w:rPr>
-          <w:rFonts w:ascii="Times New Roman" w:hAnsi="Times New Roman" w:cs="Times New Roman"/>
-          <w:b w:val="0"/>
+          <w:rFonts w:ascii="Arial" w:hAnsi="Arial" w:eastAsia="Arial"/>
           <w:i w:val="0"/>
-          <w:sz w:val="24"/>
+          <w:color w:val="000000"/>
+          <w:sz w:val="22"/>
         </w:rPr>
         <w:t>Həsən əmidən ilk şilləni ona «Həsən əmi» dediyim üçün yedim. Bir qadın da ərinə «əmi» deyərmi? Mən altı yaşında anamı itirəndə susmağı öyrənmişdim. Yəni «Bir kişi on beş yaşında bir qıza arvadım deyərmi?» sualını verməyib susmuşdum.</w:t>
       </w:r>
     </w:p>
     <w:p>
       <w:pPr>
-        <w:ind w:firstLine="425"/>
-        <w:jc w:val="both"/>
+        <w:jc w:val="left"/>
       </w:pPr>
       <w:r>
         <w:rPr>
-          <w:rFonts w:ascii="Times New Roman" w:hAnsi="Times New Roman" w:cs="Times New Roman"/>
-          <w:b w:val="0"/>
+          <w:rFonts w:ascii="Arial" w:hAnsi="Arial" w:eastAsia="Arial"/>
           <w:i w:val="0"/>
-          <w:sz w:val="24"/>
+          <w:color w:val="000000"/>
+          <w:sz w:val="22"/>
         </w:rPr>
         <w:t>Həsən əmi mənə şillə vuranda uşaqların üçü də atalarının ayağına sarıldı: «Həyat ablamızı döymə, o bizimlə oyun oynayır, bizə nağıl danışır» deyə yalvardılar. Mən o uşaqların ablası idim. Nağıl deyə danışdıqlarım isə xəyallarım idi.</w:t>
       </w:r>
     </w:p>
     <w:p>
       <w:pPr>
-        <w:ind w:firstLine="425"/>
-        <w:jc w:val="both"/>
+        <w:jc w:val="left"/>
       </w:pPr>
       <w:r>
+        <w:rPr>
+          <w:rFonts w:ascii="Arial" w:hAnsi="Arial" w:eastAsia="Arial"/>
+          <w:i w:val="0"/>
+          <w:color w:val="000000"/>
+          <w:sz w:val="22"/>
+        </w:rPr>
         <w:t>Həsən əmi evdən gedəndə aynanın qarşısına keçdim — «Həsən» deməyi öyrənəcəkdim. Hər dəfə «Həsən» deyəndə aynada onun saçları tökülmüş başı, burnunun üstünə düşmüş eynəyi, şişmiş qarnı gözümün önünə gəlirdi. Hər «Həsən» dediyimdə sanki günah işləmiş kimi utanırdım və ona «Həsən» deyə bilmirdim. Aynanın qarşısında məşq edərkən Həsən əminin altı yaşlı oğlu yanıma gəldi: «Həyat abla, anam atama «bəy» deyirdi, sən də «bəy» de» deyə mənə ürək-dirək verdi.</w:t>
       </w:r>
     </w:p>
     <w:p>
       <w:pPr>
-        <w:ind w:firstLine="425"/>
-        <w:jc w:val="both"/>
+        <w:jc w:val="left"/>
       </w:pPr>
       <w:r>
         <w:rPr>
-          <w:rFonts w:ascii="Times New Roman" w:hAnsi="Times New Roman" w:cs="Times New Roman"/>
-          <w:b w:val="0"/>
+          <w:rFonts w:ascii="Arial" w:hAnsi="Arial" w:eastAsia="Arial"/>
           <w:i w:val="0"/>
-          <w:sz w:val="24"/>
+          <w:color w:val="000000"/>
+          <w:sz w:val="22"/>
         </w:rPr>
         <w:t>«Bəy» — əlbəttə, «bəy» yaxşı olardı. Əyilib qaragöz, xəyallarımı nağıl deyə dinləyən Samini öpdüm. Beş yaşlı Elifi, iki yaşlı Zəhranı da çağırıb onlara nağıl danışmağa başladım. O gün nağılıma belə başladım: «Biri varmış, biri yoxmuş. Altı yaşında, adı Nağıl olan bir qız varmış. Nağıl anasını itirmişdi. Hər yerdə anasını axtarmış, tapmayanda isə xəyallar ölkəsinə getmişdi. Nağıl orada o qədər xoşbəxt imiş ki, bir daha gerçək dünyaya dönməmişdi.»</w:t>
       </w:r>
     </w:p>
     <w:p>
       <w:pPr>
-        <w:ind w:firstLine="425"/>
-        <w:jc w:val="both"/>
+        <w:jc w:val="left"/>
       </w:pPr>
       <w:r>
         <w:rPr>
-          <w:rFonts w:ascii="Times New Roman" w:hAnsi="Times New Roman" w:cs="Times New Roman"/>
-          <w:b w:val="0"/>
+          <w:rFonts w:ascii="Arial" w:hAnsi="Arial" w:eastAsia="Arial"/>
           <w:i w:val="0"/>
-          <w:sz w:val="24"/>
+          <w:color w:val="000000"/>
+          <w:sz w:val="22"/>
         </w:rPr>
         <w:t>Nağıl mənim nağılımda həmişə xoşbəxt idi, həmişə gülümsəyirdi. Hər gün uşaqlara bu nağılı danışırdım. Çox xoşbəxt idik.</w:t>
       </w:r>
     </w:p>
     <w:p>
       <w:pPr>
-        <w:ind w:firstLine="425"/>
-        <w:jc w:val="both"/>
+        <w:jc w:val="left"/>
       </w:pPr>
       <w:r>
         <w:rPr>
-          <w:rFonts w:ascii="Times New Roman" w:hAnsi="Times New Roman" w:cs="Times New Roman"/>
-          <w:b w:val="0"/>
+          <w:rFonts w:ascii="Arial" w:hAnsi="Arial" w:eastAsia="Arial"/>
           <w:i w:val="0"/>
-          <w:sz w:val="24"/>
+          <w:color w:val="000000"/>
+          <w:sz w:val="22"/>
         </w:rPr>
         <w:t>Həsən əmi də yaxşı idi. Artıq ona «Bəy» deyirdim. Zaman-zaman əsəbiləşirdi, amma mən səbəbini başa düşürdüm: o, bir qadın əvəzinə səkkiz bilərzik və üç min lirəyə bir nağıl abla satın almışdı.</w:t>
       </w:r>
     </w:p>
     <w:p>
       <w:pPr>
-        <w:ind w:firstLine="425"/>
-        <w:jc w:val="both"/>
+        <w:jc w:val="left"/>
       </w:pPr>
       <w:r>
         <w:rPr>
-          <w:rFonts w:ascii="Times New Roman" w:hAnsi="Times New Roman" w:cs="Times New Roman"/>
-          <w:b w:val="0"/>
+          <w:rFonts w:ascii="Arial" w:hAnsi="Arial" w:eastAsia="Arial"/>
           <w:i w:val="0"/>
-          <w:sz w:val="24"/>
+          <w:color w:val="000000"/>
+          <w:sz w:val="22"/>
         </w:rPr>
         <w:t>Qardaşım ziyarətimə gəlirdi. Hər dəfə anamın məktubunun ondakı yarısını mənə vermək istəyirdi. Qəbul etmirdim. Çünki məktubun o biri yarısını oxusaydım, sanki xəyallar ölkəsindən qəddar, gerçək bir dünyaya dönəcək, bədbəxt olacaqdım deyə qorxurdum. Bütün xəyallarım məktubun o biri yarısı üzərində qurulmuşdu.</w:t>
       </w:r>
     </w:p>
     <w:p>
       <w:pPr>
-        <w:ind w:firstLine="425"/>
-        <w:jc w:val="both"/>
+        <w:jc w:val="left"/>
       </w:pPr>
       <w:r>
         <w:rPr>
-          <w:rFonts w:ascii="Times New Roman" w:hAnsi="Times New Roman" w:cs="Times New Roman"/>
-          <w:b w:val="0"/>
+          <w:rFonts w:ascii="Arial" w:hAnsi="Arial" w:eastAsia="Arial"/>
           <w:i w:val="0"/>
-          <w:sz w:val="24"/>
+          <w:color w:val="000000"/>
+          <w:sz w:val="22"/>
         </w:rPr>
         <w:t>Qırx yaşıma çatanda nağılımı dinləyən uşaqlarım böyümüşdü. Sami həkim olmuş, təyinatını başqa şəhərə alıb evimizdən köçmüşdü. Kefi olmayanda mənə zəng vurub «Həyat abla, mənə bir nağıl danış» deyirdi.</w:t>
       </w:r>
     </w:p>
     <w:p>
       <w:pPr>
-        <w:ind w:firstLine="425"/>
-        <w:jc w:val="both"/>
+        <w:jc w:val="left"/>
       </w:pPr>
       <w:r>
         <w:rPr>
-          <w:rFonts w:ascii="Times New Roman" w:hAnsi="Times New Roman" w:cs="Times New Roman"/>
-          <w:b w:val="0"/>
+          <w:rFonts w:ascii="Arial" w:hAnsi="Arial" w:eastAsia="Arial"/>
           <w:i w:val="0"/>
-          <w:sz w:val="24"/>
+          <w:color w:val="000000"/>
+          <w:sz w:val="22"/>
         </w:rPr>
         <w:t>Elif müəllim olmuş, evlənmişdi. Bir qız nəvəm oldu. Adını Həyat qoymaq çox istədilər, icazə vermədim. Elif: «Onda nəvənin adı Nağıl olsun» dedi. Beləcə nəvəmin adı Nağıl oldu.</w:t>
       </w:r>
     </w:p>
     <w:p>
       <w:pPr>
-        <w:ind w:firstLine="425"/>
-        <w:jc w:val="both"/>
+        <w:jc w:val="left"/>
       </w:pPr>
       <w:r>
         <w:rPr>
-          <w:rFonts w:ascii="Times New Roman" w:hAnsi="Times New Roman" w:cs="Times New Roman"/>
-          <w:b w:val="0"/>
+          <w:rFonts w:ascii="Arial" w:hAnsi="Arial" w:eastAsia="Arial"/>
           <w:i w:val="0"/>
-          <w:sz w:val="24"/>
+          <w:color w:val="000000"/>
+          <w:sz w:val="22"/>
         </w:rPr>
         <w:t>Kiçik qızım Zəhra baytar oldu. «Həyat abla, hansı heyvan narahat olsa, nağıl danışıram, sakitləşir» deyirdi. Zəhra da evləndi, bir oğlan nəvəm oldu.</w:t>
       </w:r>
     </w:p>
     <w:p>
       <w:pPr>
-        <w:ind w:firstLine="425"/>
-        <w:jc w:val="both"/>
+        <w:jc w:val="left"/>
       </w:pPr>
       <w:r>
         <w:rPr>
-          <w:rFonts w:ascii="Times New Roman" w:hAnsi="Times New Roman" w:cs="Times New Roman"/>
-          <w:b w:val="0"/>
+          <w:rFonts w:ascii="Arial" w:hAnsi="Arial" w:eastAsia="Arial"/>
           <w:i w:val="0"/>
-          <w:sz w:val="24"/>
+          <w:color w:val="000000"/>
+          <w:sz w:val="22"/>
         </w:rPr>
         <w:t>Qırx beş yaşıma çatanda Həsən əmi, yəni Bəyim rəhmətə getdi. Çox üzüldüm. Son sözü «Haqqını halal et» oldu. Ürəkdən, tam səmimi halalladım. O, yaxşı bir insan idi.</w:t>
       </w:r>
     </w:p>
     <w:p>
       <w:pPr>
-        <w:ind w:firstLine="425"/>
-        <w:jc w:val="both"/>
+        <w:jc w:val="left"/>
       </w:pPr>
       <w:r>
         <w:rPr>
-          <w:rFonts w:ascii="Times New Roman" w:hAnsi="Times New Roman" w:cs="Times New Roman"/>
-          <w:b w:val="0"/>
+          <w:rFonts w:ascii="Arial" w:hAnsi="Arial" w:eastAsia="Arial"/>
           <w:i w:val="0"/>
-          <w:sz w:val="24"/>
+          <w:color w:val="000000"/>
+          <w:sz w:val="22"/>
         </w:rPr>
         <w:t>Amma haqqımı —</w:t>
       </w:r>
     </w:p>
     <w:p>
       <w:pPr>
-        <w:ind w:firstLine="425"/>
-        <w:jc w:val="both"/>
+        <w:jc w:val="left"/>
       </w:pPr>
       <w:r>
         <w:rPr>
-          <w:rFonts w:ascii="Times New Roman" w:hAnsi="Times New Roman" w:cs="Times New Roman"/>
-          <w:b w:val="0"/>
+          <w:rFonts w:ascii="Arial" w:hAnsi="Arial" w:eastAsia="Arial"/>
           <w:i w:val="0"/>
-          <w:sz w:val="24"/>
+          <w:color w:val="000000"/>
+          <w:sz w:val="22"/>
         </w:rPr>
         <w:t>on beş yaşında qız uşaqlarının evlənməsində bir qəbahət görməyənlərə və bunu dəstəkləyənlərə;</w:t>
       </w:r>
     </w:p>
     <w:p>
       <w:pPr>
-        <w:ind w:firstLine="425"/>
-        <w:jc w:val="both"/>
+        <w:jc w:val="left"/>
       </w:pPr>
       <w:r>
         <w:rPr>
-          <w:rFonts w:ascii="Times New Roman" w:hAnsi="Times New Roman" w:cs="Times New Roman"/>
-          <w:b w:val="0"/>
+          <w:rFonts w:ascii="Arial" w:hAnsi="Arial" w:eastAsia="Arial"/>
           <w:i w:val="0"/>
-          <w:sz w:val="24"/>
+          <w:color w:val="000000"/>
+          <w:sz w:val="22"/>
         </w:rPr>
         <w:t>hər gün şiddətə məruz qaldığını bildikləri qızlarının boşanmasını namussuzluq sayan kor düşüncə sahiblərinə və bunu dəstəkləyənlərə;</w:t>
       </w:r>
     </w:p>
     <w:p>
       <w:pPr>
-        <w:ind w:firstLine="425"/>
-        <w:jc w:val="both"/>
+        <w:jc w:val="left"/>
       </w:pPr>
       <w:r>
         <w:rPr>
-          <w:rFonts w:ascii="Times New Roman" w:hAnsi="Times New Roman" w:cs="Times New Roman"/>
-          <w:b w:val="0"/>
+          <w:rFonts w:ascii="Arial" w:hAnsi="Arial" w:eastAsia="Arial"/>
           <w:i w:val="0"/>
-          <w:sz w:val="24"/>
+          <w:color w:val="000000"/>
+          <w:sz w:val="22"/>
         </w:rPr>
         <w:t>yaralı bir quş kimi çarəsiz, ümidsiz hala düşmüş uşaqlarına qarşı mərhəmətsiz davrananlara və bunu dəstəkləyənlərə —</w:t>
       </w:r>
     </w:p>
     <w:p>
       <w:pPr>
-        <w:ind w:firstLine="425"/>
-        <w:jc w:val="both"/>
+        <w:jc w:val="left"/>
       </w:pPr>
       <w:r>
         <w:rPr>
-          <w:rFonts w:ascii="Times New Roman" w:hAnsi="Times New Roman" w:cs="Times New Roman"/>
-          <w:b w:val="0"/>
+          <w:rFonts w:ascii="Arial" w:hAnsi="Arial" w:eastAsia="Arial"/>
           <w:i w:val="0"/>
-          <w:sz w:val="24"/>
+          <w:color w:val="000000"/>
+          <w:sz w:val="22"/>
         </w:rPr>
         <w:t>halal etmirəm!</w:t>
       </w:r>
     </w:p>
     <w:p>
       <w:pPr>
-        <w:spacing w:after="40"/>
-      </w:pPr>
-    </w:p>
-    <w:p>
-      <w:pPr>
+        <w:pStyle w:val="Moral"/>
+        <w:keepNext/>
+        <w:keepLines/>
+        <w:widowControl/>
+        <w:spacing w:before="240" w:after="180" w:line="283" w:lineRule="auto"/>
+        <w:ind w:left="240" w:right="240"/>
+        <w:jc w:val="left"/>
         <w:pBdr>
-          <w:top w:val="single" w:sz="4" w:space="6" w:color="D9C7A3"/>
-          <w:left w:val="single" w:sz="24" w:space="12" w:color="B8860B"/>
-          <w:bottom w:val="single" w:sz="4" w:space="6" w:color="D9C7A3"/>
-          <w:right w:val="single" w:sz="4" w:space="10" w:color="D9C7A3"/>
+          <w:top w:val="single" w:sz="8" w:space="7" w:color="E8D59A"/>
+          <w:left w:val="single" w:sz="32" w:space="11" w:color="C6A23A"/>
+          <w:bottom w:val="single" w:sz="8" w:space="7" w:color="E8D59A"/>
+          <w:right w:val="single" w:sz="8" w:space="11" w:color="E8D59A"/>
         </w:pBdr>
-        <w:shd w:val="clear" w:color="auto" w:fill="FBF6EA"/>
-        <w:spacing w:before="0" w:after="60"/>
-        <w:ind w:left="227" w:right="113"/>
-        <w:jc w:val="both"/>
+        <w:shd w:val="clear" w:color="auto" w:fill="FFF8E1"/>
       </w:pPr>
       <w:r>
         <w:rPr>
-          <w:rFonts w:ascii="Times New Roman" w:hAnsi="Times New Roman" w:cs="Times New Roman"/>
+          <w:rFonts w:ascii="Arial" w:hAnsi="Arial" w:eastAsia="Arial" w:cs="Arial"/>
+          <w:b/>
+          <w:i w:val="0"/>
+          <w:color w:val="9A7417"/>
+          <w:sz w:val="22"/>
+        </w:rPr>
+        <w:t xml:space="preserve">İbrət: </w:t>
+      </w:r>
+      <w:r>
+        <w:rPr>
+          <w:rFonts w:ascii="Arial" w:hAnsi="Arial" w:eastAsia="Arial" w:cs="Arial"/>
           <w:b w:val="0"/>
-          <w:i/>
-          <w:color w:val="333333"/>
-          <w:sz w:val="24"/>
+          <w:i w:val="0"/>
+          <w:color w:val="3F3826"/>
+          <w:sz w:val="22"/>
         </w:rPr>
         <w:t>Kor adət və yanlış «namus» anlayışı bir qadının, bir uşağın həyatını məhv edə bilər. Erkən evliliyə, zorakılığa və laqeydliyə göz yumanlar bu zülmün ortağıdır.</w:t>
       </w:r>
     </w:p>
     <w:p>
       <w:pPr>
-        <w:spacing w:after="120"/>
+        <w:keepLines/>
+        <w:widowControl/>
+        <w:spacing w:before="60" w:after="0" w:line="240" w:lineRule="auto"/>
+        <w:jc w:val="right"/>
       </w:pPr>
+      <w:r>
+        <w:rPr>
+          <w:rFonts w:ascii="Arial" w:hAnsi="Arial" w:eastAsia="Arial" w:cs="Arial"/>
+          <w:b w:val="0"/>
+          <w:i/>
+          <w:color w:val="8A7950"/>
+          <w:sz w:val="17"/>
+        </w:rPr>
+        <w:t>Hekayə açıq İnternet mənbələrindən əldə olunub.</w:t>
+      </w:r>
     </w:p>
     <w:sectPr>
       <w:pgSz w:w="12240" w:h="15840"/>
-      <w:pgMar w:top="1417" w:right="1417" w:bottom="1417" w:left="1417" w:header="720" w:footer="720" w:gutter="0"/>
+      <w:pgMar w:top="1440" w:right="1440" w:bottom="1440" w:left="1440" w:header="708" w:footer="708" w:gutter="0"/>
       <w:cols w:space="720"/>
       <w:docGrid w:linePitch="360"/>
     </w:sectPr>
@@ -952,12 +951,12 @@
     <w:qFormat/>
     <w:rsid w:val="00FC693F"/>
     <w:pPr>
-      <w:spacing w:line="276" w:lineRule="auto" w:after="120" w:before="0"/>
-      <w:jc w:val="both"/>
+      <w:spacing w:before="0" w:after="80" w:line="276" w:lineRule="auto"/>
     </w:pPr>
     <w:rPr>
-      <w:rFonts w:ascii="Times New Roman" w:hAnsi="Times New Roman" w:cs="Times New Roman"/>
-      <w:sz w:val="24"/>
+      <w:rFonts w:ascii="Arial" w:hAnsi="Arial" w:eastAsia="Arial"/>
+      <w:color w:val="000000"/>
+      <w:sz w:val="22"/>
     </w:rPr>
   </w:style>
   <w:style w:type="paragraph" w:styleId="Header">
@@ -1015,17 +1014,15 @@
     <w:pPr>
       <w:keepNext/>
       <w:keepLines/>
-      <w:spacing w:before="360" w:after="160"/>
-      <w:jc w:val="left"/>
+      <w:spacing w:before="480" w:after="0"/>
       <w:outlineLvl w:val="0"/>
     </w:pPr>
     <w:rPr>
-      <w:rFonts w:asciiTheme="majorHAnsi" w:eastAsiaTheme="majorEastAsia" w:hAnsiTheme="majorHAnsi" w:cstheme="majorBidi" w:ascii="Times New Roman" w:hAnsi="Times New Roman" w:cs="Times New Roman"/>
+      <w:rFonts w:asciiTheme="majorHAnsi" w:eastAsiaTheme="majorEastAsia" w:hAnsiTheme="majorHAnsi" w:cstheme="majorBidi"/>
       <w:b/>
       <w:bCs/>
-      <w:i w:val="0"/>
-      <w:color w:val="1F1F1F"/>
-      <w:sz w:val="30"/>
+      <w:color w:val="365F91" w:themeColor="accent1" w:themeShade="BF"/>
+      <w:sz w:val="28"/>
       <w:szCs w:val="28"/>
     </w:rPr>
   </w:style>
@@ -12643,6 +12640,18 @@
         <w:shd w:val="clear" w:color="auto" w:fill="FBCAA2" w:themeFill="accent6" w:themeFillTint="7F"/>
       </w:tcPr>
     </w:tblStylePr>
+  </w:style>
+  <w:style w:type="paragraph" w:customStyle="1" w:styleId="Moral">
+    <w:name w:val="Moral"/>
+    <w:basedOn w:val="Normal"/>
+    <w:pPr>
+      <w:spacing w:before="80" w:after="0" w:line="276" w:lineRule="auto"/>
+    </w:pPr>
+    <w:rPr>
+      <w:rFonts w:ascii="Arial" w:hAnsi="Arial" w:eastAsia="Arial"/>
+      <w:i/>
+      <w:sz w:val="22"/>
+    </w:rPr>
   </w:style>
 </w:styles>
 </file>
